--- a/editais/1Sem2027/monte-alto/Edital CAI AE Especial - DESCENTRALIZADAS - 1sem27 - ma-ele-manha.docx
+++ b/editais/1Sem2027/monte-alto/Edital CAI AE Especial - DESCENTRALIZADAS - 1sem27 - ma-ele-manha.docx
@@ -1019,7 +1019,27 @@
           <w:snapToGrid w:val="0"/>
           <w:sz w:val="20"/>
         </w:rPr>
-        <w:t xml:space="preserve"> 14 anos</w:t>
+        <w:t xml:space="preserve"> 1</w:t>
+      </w:r>
+      <w:r>
+        <w:rPr>
+          <w:rFonts w:cs="Arial"/>
+          <w:b/>
+          <w:bCs/>
+          <w:snapToGrid w:val="0"/>
+          <w:sz w:val="20"/>
+        </w:rPr>
+        <w:t>6</w:t>
+      </w:r>
+      <w:r>
+        <w:rPr>
+          <w:rFonts w:cs="Arial"/>
+          <w:b/>
+          <w:bCs/>
+          <w:snapToGrid w:val="0"/>
+          <w:sz w:val="20"/>
+        </w:rPr>
+        <w:t xml:space="preserve"> anos</w:t>
       </w:r>
       <w:r>
         <w:rPr>
@@ -13531,6 +13551,7 @@
   <w:style w:type="character" w:default="1" w:styleId="Fontepargpadro">
     <w:name w:val="Default Paragraph Font"/>
     <w:uiPriority w:val="1"/>
+    <w:semiHidden/>
     <w:unhideWhenUsed/>
   </w:style>
   <w:style w:type="table" w:default="1" w:styleId="Tabelanormal">
@@ -14653,10 +14674,6 @@
 </file>
 
 <file path=customXml/item1.xml><?xml version="1.0" encoding="utf-8"?>
-<b:Sources xmlns:b="http://schemas.openxmlformats.org/officeDocument/2006/bibliography" xmlns="http://schemas.openxmlformats.org/officeDocument/2006/bibliography" SelectedStyle="\APA.XSL" StyleName="APA"/>
-</file>
-
-<file path=customXml/item2.xml><?xml version="1.0" encoding="utf-8"?>
 <p:properties xmlns:p="http://schemas.microsoft.com/office/2006/metadata/properties" xmlns:xsi="http://www.w3.org/2001/XMLSchema-instance" xmlns:pc="http://schemas.microsoft.com/office/infopath/2007/PartnerControls">
   <documentManagement>
     <_activity xmlns="5474f375-3798-4549-885e-9c2efa609959" xsi:nil="true"/>
@@ -14664,16 +14681,11 @@
 </p:properties>
 </file>
 
-<file path=customXml/item3.xml><?xml version="1.0" encoding="utf-8"?>
-<?mso-contentType ?>
-<FormTemplates xmlns="http://schemas.microsoft.com/sharepoint/v3/contenttype/forms">
-  <Display>DocumentLibraryForm</Display>
-  <Edit>DocumentLibraryForm</Edit>
-  <New>DocumentLibraryForm</New>
-</FormTemplates>
+<file path=customXml/item2.xml><?xml version="1.0" encoding="utf-8"?>
+<b:Sources xmlns:b="http://schemas.openxmlformats.org/officeDocument/2006/bibliography" xmlns="http://schemas.openxmlformats.org/officeDocument/2006/bibliography" SelectedStyle="\APA.XSL" StyleName="APA"/>
 </file>
 
-<file path=customXml/item4.xml><?xml version="1.0" encoding="utf-8"?>
+<file path=customXml/item3.xml><?xml version="1.0" encoding="utf-8"?>
 <ct:contentTypeSchema xmlns:ct="http://schemas.microsoft.com/office/2006/metadata/contentType" xmlns:ma="http://schemas.microsoft.com/office/2006/metadata/properties/metaAttributes" ct:_="" ma:_="" ma:contentTypeName="Documento" ma:contentTypeID="0x010100C9DDF2CF48489441B79F55B155704816" ma:contentTypeVersion="18" ma:contentTypeDescription="Crie um novo documento." ma:contentTypeScope="" ma:versionID="f3da81877df14a67beab4b54f44451d1">
   <xsd:schema xmlns:xsd="http://www.w3.org/2001/XMLSchema" xmlns:xs="http://www.w3.org/2001/XMLSchema" xmlns:p="http://schemas.microsoft.com/office/2006/metadata/properties" xmlns:ns3="5474f375-3798-4549-885e-9c2efa609959" xmlns:ns4="8edf982e-2345-4f1c-af1b-ffebdb9c7482" targetNamespace="http://schemas.microsoft.com/office/2006/metadata/properties" ma:root="true" ma:fieldsID="485f232f3f60fea1aaed8fba8af53bee" ns3:_="" ns4:_="">
     <xsd:import namespace="5474f375-3798-4549-885e-9c2efa609959"/>
@@ -14926,15 +14938,16 @@
 </ct:contentTypeSchema>
 </file>
 
-<file path=customXml/itemProps1.xml><?xml version="1.0" encoding="utf-8"?>
-<ds:datastoreItem xmlns:ds="http://schemas.openxmlformats.org/officeDocument/2006/customXml" ds:itemID="{D5B87E94-67DE-4B9A-95D2-8FB208DE03C5}">
-  <ds:schemaRefs>
-    <ds:schemaRef ds:uri="http://schemas.openxmlformats.org/officeDocument/2006/bibliography"/>
-  </ds:schemaRefs>
-</ds:datastoreItem>
+<file path=customXml/item4.xml><?xml version="1.0" encoding="utf-8"?>
+<?mso-contentType ?>
+<FormTemplates xmlns="http://schemas.microsoft.com/sharepoint/v3/contenttype/forms">
+  <Display>DocumentLibraryForm</Display>
+  <Edit>DocumentLibraryForm</Edit>
+  <New>DocumentLibraryForm</New>
+</FormTemplates>
 </file>
 
-<file path=customXml/itemProps2.xml><?xml version="1.0" encoding="utf-8"?>
+<file path=customXml/itemProps1.xml><?xml version="1.0" encoding="utf-8"?>
 <ds:datastoreItem xmlns:ds="http://schemas.openxmlformats.org/officeDocument/2006/customXml" ds:itemID="{293B7DAC-F72B-4D63-8AEB-60D544585C4F}">
   <ds:schemaRefs>
     <ds:schemaRef ds:uri="http://schemas.microsoft.com/office/2006/metadata/properties"/>
@@ -14944,15 +14957,15 @@
 </ds:datastoreItem>
 </file>
 
-<file path=customXml/itemProps3.xml><?xml version="1.0" encoding="utf-8"?>
-<ds:datastoreItem xmlns:ds="http://schemas.openxmlformats.org/officeDocument/2006/customXml" ds:itemID="{F5DF7FA9-DD91-424E-971E-0E2EF414C1DE}">
+<file path=customXml/itemProps2.xml><?xml version="1.0" encoding="utf-8"?>
+<ds:datastoreItem xmlns:ds="http://schemas.openxmlformats.org/officeDocument/2006/customXml" ds:itemID="{D5B87E94-67DE-4B9A-95D2-8FB208DE03C5}">
   <ds:schemaRefs>
-    <ds:schemaRef ds:uri="http://schemas.microsoft.com/sharepoint/v3/contenttype/forms"/>
+    <ds:schemaRef ds:uri="http://schemas.openxmlformats.org/officeDocument/2006/bibliography"/>
   </ds:schemaRefs>
 </ds:datastoreItem>
 </file>
 
-<file path=customXml/itemProps4.xml><?xml version="1.0" encoding="utf-8"?>
+<file path=customXml/itemProps3.xml><?xml version="1.0" encoding="utf-8"?>
 <ds:datastoreItem xmlns:ds="http://schemas.openxmlformats.org/officeDocument/2006/customXml" ds:itemID="{AC173FAD-420B-436D-93C0-A281AA1294FE}">
   <ds:schemaRefs>
     <ds:schemaRef ds:uri="http://schemas.microsoft.com/office/2006/metadata/contentType"/>
@@ -14971,6 +14984,14 @@
 </ds:datastoreItem>
 </file>
 
+<file path=customXml/itemProps4.xml><?xml version="1.0" encoding="utf-8"?>
+<ds:datastoreItem xmlns:ds="http://schemas.openxmlformats.org/officeDocument/2006/customXml" ds:itemID="{F5DF7FA9-DD91-424E-971E-0E2EF414C1DE}">
+  <ds:schemaRefs>
+    <ds:schemaRef ds:uri="http://schemas.microsoft.com/sharepoint/v3/contenttype/forms"/>
+  </ds:schemaRefs>
+</ds:datastoreItem>
+</file>
+
 <file path=docMetadata/LabelInfo.xml><?xml version="1.0" encoding="utf-8"?>
 <clbl:labelList xmlns:clbl="http://schemas.microsoft.com/office/2020/mipLabelMetadata">
   <clbl:label id="{4148a6de-0dd1-4d04-a4c5-78e374e4f6d6}" enabled="0" method="" siteId="{4148a6de-0dd1-4d04-a4c5-78e374e4f6d6}" removed="1"/>
